--- a/courts/first-circuit/new-hampshire/state/supreme-court/reply-brief/usage/OUTPUT-reply-brief.docx
+++ b/courts/first-circuit/new-hampshire/state/supreme-court/reply-brief/usage/OUTPUT-reply-brief.docx
@@ -1879,9 +1879,6 @@
       </w:pPr>
       <w:r>
         <w:t xml:space="preserve">Not until 2005</w:t>
-      </w:r>
-      <w:r>
-        <w:t xml:space="preserve"> </w:t>
       </w:r>
       <w:r>
         <w:rPr>

--- a/courts/first-circuit/new-hampshire/state/supreme-court/reply-brief/usage/OUTPUT-reply-brief.docx
+++ b/courts/first-circuit/new-hampshire/state/supreme-court/reply-brief/usage/OUTPUT-reply-brief.docx
@@ -113,9 +113,7 @@
         <w:t xml:space="preserve"> </w:t>
       </w:r>
       <w:r>
-        <w:t xml:space="preserve">2024</w:t>
-        <w:noBreakHyphen/>
-        <w:t xml:space="preserve">0396</w:t>
+        <w:t xml:space="preserve">2024-⁠0396</w:t>
       </w:r>
     </w:p>
     <w:p>
@@ -510,11 +508,7 @@
               <w:jc w:val="left"/>
             </w:pPr>
             <w:r>
-              <w:t xml:space="preserve">603</w:t>
-              <w:noBreakHyphen/>
-              <w:t xml:space="preserve">224</w:t>
-              <w:noBreakHyphen/>
-              <w:t xml:space="preserve">1236</w:t>
+              <w:t xml:space="preserve">603-⁠224-⁠1236</w:t>
             </w:r>
           </w:p>
         </w:tc>
@@ -1832,13 +1826,7 @@
         <w:pStyle w:val="BodyText"/>
       </w:pPr>
       <w:r>
-        <w:t xml:space="preserve">Second, further confirmation that the legislature did not intend the NPA to supply the definition of the AFSA element appears in the history of the two statutes. Allore’s opening brief described the history of the AFSA provision. DB 34</w:t>
-      </w:r>
-      <w:r>
-        <w:noBreakHyphen/>
-      </w:r>
-      <w:r>
-        <w:t xml:space="preserve">37. The legislature enacted in its current form the AFSA provision’s elemental language – “professionally recognized as ethical or acceptable” – in 1992. N.H.</w:t>
+        <w:t xml:space="preserve">Second, further confirmation that the legislature did not intend the NPA to supply the definition of the AFSA element appears in the history of the two statutes. Allore’s opening brief described the history of the AFSA provision. DB 34-⁠37. The legislature enacted in its current form the AFSA provision’s elemental language – “professionally recognized as ethical or acceptable” – in 1992. N.H.</w:t>
       </w:r>
       <w:r>
         <w:t xml:space="preserve"> </w:t>
@@ -1890,13 +1878,7 @@
         <w:t xml:space="preserve"> </w:t>
       </w:r>
       <w:r>
-        <w:t xml:space="preserve">did the legislature enact the language in the NPA on which the State now principally relies. SB 16, 20</w:t>
-      </w:r>
-      <w:r>
-        <w:noBreakHyphen/>
-      </w:r>
-      <w:r>
-        <w:t xml:space="preserve">22 (citing RSA</w:t>
+        <w:t xml:space="preserve">did the legislature enact the language in the NPA on which the State now principally relies. SB 16, 20-⁠22 (citing RSA</w:t>
       </w:r>
       <w:r>
         <w:t xml:space="preserve"> </w:t>
@@ -3287,7 +3269,7 @@
     <w:qFormat/>
     <w:pPr>
       <w:keepLines/>
-      <w:spacing w:before="0" w:after="150" w:line="299" w:lineRule="exact"/>
+      <w:spacing w:before="33" w:after="150" w:line="299" w:lineRule="exact"/>
     </w:pPr>
     <w:rPr>
       <w:sz w:val="26"/>
